--- a/ҮСХ_хөгжүүлэгчийн_гарын_авлага.docx
+++ b/ҮСХ_хөгжүүлэгчийн_гарын_авлага.docx
@@ -6,10 +6,569 @@
       <w:pPr>
         <w:pStyle w:val="Title"/>
         <w:jc w:val="center"/>
+        <w:rPr>
+          <w:rFonts w:ascii="Arial" w:hAnsi="Arial"/>
+        </w:rPr>
+      </w:pPr>
+    </w:p>
+    <w:p>
+      <w:pPr>
+        <w:pStyle w:val="Title"/>
+        <w:jc w:val="center"/>
+        <w:rPr>
+          <w:rFonts w:ascii="Arial" w:hAnsi="Arial"/>
+        </w:rPr>
+      </w:pPr>
+      <w:r>
+        <w:rPr>
+          <w:noProof/>
+        </w:rPr>
+        <w:drawing>
+          <wp:anchor distT="0" distB="0" distL="114300" distR="114300" simplePos="0" relativeHeight="251658240" behindDoc="1" locked="0" layoutInCell="1" allowOverlap="1" wp14:anchorId="089D5186" wp14:editId="1A91C57D">
+            <wp:simplePos x="0" y="0"/>
+            <wp:positionH relativeFrom="column">
+              <wp:posOffset>41275</wp:posOffset>
+            </wp:positionH>
+            <wp:positionV relativeFrom="paragraph">
+              <wp:posOffset>295910</wp:posOffset>
+            </wp:positionV>
+            <wp:extent cx="889635" cy="1017270"/>
+            <wp:effectExtent l="0" t="0" r="5715" b="0"/>
+            <wp:wrapTight wrapText="bothSides">
+              <wp:wrapPolygon edited="0">
+                <wp:start x="0" y="0"/>
+                <wp:lineTo x="0" y="21034"/>
+                <wp:lineTo x="21276" y="21034"/>
+                <wp:lineTo x="21276" y="0"/>
+                <wp:lineTo x="0" y="0"/>
+              </wp:wrapPolygon>
+            </wp:wrapTight>
+            <wp:docPr id="711099756" name="Picture 2" descr="A blue and white logo&#10;&#10;Description automatically generated"/>
+            <wp:cNvGraphicFramePr>
+              <a:graphicFrameLocks xmlns:a="http://schemas.openxmlformats.org/drawingml/2006/main" noChangeAspect="1"/>
+            </wp:cNvGraphicFramePr>
+            <a:graphic xmlns:a="http://schemas.openxmlformats.org/drawingml/2006/main">
+              <a:graphicData uri="http://schemas.openxmlformats.org/drawingml/2006/picture">
+                <pic:pic xmlns:pic="http://schemas.openxmlformats.org/drawingml/2006/picture">
+                  <pic:nvPicPr>
+                    <pic:cNvPr id="0" name="Picture 6" descr="A blue and white logo&#10;&#10;Description automatically generated"/>
+                    <pic:cNvPicPr>
+                      <a:picLocks noChangeAspect="1" noChangeArrowheads="1"/>
+                    </pic:cNvPicPr>
+                  </pic:nvPicPr>
+                  <pic:blipFill>
+                    <a:blip r:embed="rId6">
+                      <a:extLst>
+                        <a:ext uri="{28A0092B-C50C-407E-A947-70E740481C1C}">
+                          <a14:useLocalDpi xmlns:a14="http://schemas.microsoft.com/office/drawing/2010/main" val="0"/>
+                        </a:ext>
+                      </a:extLst>
+                    </a:blip>
+                    <a:srcRect/>
+                    <a:stretch>
+                      <a:fillRect/>
+                    </a:stretch>
+                  </pic:blipFill>
+                  <pic:spPr bwMode="auto">
+                    <a:xfrm>
+                      <a:off x="0" y="0"/>
+                      <a:ext cx="889635" cy="1017270"/>
+                    </a:xfrm>
+                    <a:prstGeom prst="rect">
+                      <a:avLst/>
+                    </a:prstGeom>
+                    <a:noFill/>
+                    <a:ln>
+                      <a:noFill/>
+                    </a:ln>
+                  </pic:spPr>
+                </pic:pic>
+              </a:graphicData>
+            </a:graphic>
+            <wp14:sizeRelH relativeFrom="margin">
+              <wp14:pctWidth>0</wp14:pctWidth>
+            </wp14:sizeRelH>
+            <wp14:sizeRelV relativeFrom="margin">
+              <wp14:pctHeight>0</wp14:pctHeight>
+            </wp14:sizeRelV>
+          </wp:anchor>
+        </w:drawing>
+      </w:r>
+    </w:p>
+    <w:p>
+      <w:pPr>
+        <w:pStyle w:val="Title"/>
+        <w:jc w:val="center"/>
+        <w:rPr>
+          <w:rFonts w:ascii="Arial" w:hAnsi="Arial"/>
+        </w:rPr>
+      </w:pPr>
+    </w:p>
+    <w:p>
+      <w:pPr>
+        <w:pStyle w:val="Title"/>
+        <w:jc w:val="center"/>
+        <w:rPr>
+          <w:rFonts w:ascii="Arial" w:hAnsi="Arial"/>
+        </w:rPr>
+      </w:pPr>
+    </w:p>
+    <w:p>
+      <w:pPr>
+        <w:pStyle w:val="Title"/>
+        <w:jc w:val="center"/>
+        <w:rPr>
+          <w:rFonts w:ascii="Arial" w:hAnsi="Arial"/>
+        </w:rPr>
+      </w:pPr>
+    </w:p>
+    <w:p>
+      <w:pPr>
+        <w:pStyle w:val="Title"/>
+        <w:jc w:val="center"/>
+        <w:rPr>
+          <w:rFonts w:ascii="Arial" w:hAnsi="Arial"/>
+        </w:rPr>
+      </w:pPr>
+    </w:p>
+    <w:p>
+      <w:pPr>
+        <w:pStyle w:val="Title"/>
+        <w:jc w:val="center"/>
+        <w:rPr>
+          <w:rFonts w:ascii="Arial" w:hAnsi="Arial"/>
+        </w:rPr>
+      </w:pPr>
+    </w:p>
+    <w:p>
+      <w:pPr>
+        <w:pStyle w:val="Title"/>
+        <w:jc w:val="center"/>
+        <w:rPr>
+          <w:rFonts w:ascii="Arial" w:hAnsi="Arial"/>
+        </w:rPr>
+      </w:pPr>
+    </w:p>
+    <w:p>
+      <w:pPr>
+        <w:pStyle w:val="Title"/>
+        <w:jc w:val="center"/>
+        <w:rPr>
+          <w:rFonts w:ascii="Arial" w:hAnsi="Arial"/>
+        </w:rPr>
+      </w:pPr>
+    </w:p>
+    <w:p>
+      <w:pPr>
+        <w:pStyle w:val="Title"/>
+        <w:jc w:val="center"/>
+        <w:rPr>
+          <w:rFonts w:ascii="Arial" w:hAnsi="Arial"/>
+          <w:sz w:val="22"/>
+          <w:szCs w:val="22"/>
+        </w:rPr>
+      </w:pPr>
+    </w:p>
+    <w:p>
+      <w:pPr>
+        <w:pStyle w:val="Title"/>
+        <w:jc w:val="center"/>
+        <w:rPr>
+          <w:rFonts w:ascii="Arial" w:hAnsi="Arial"/>
+          <w:sz w:val="22"/>
+          <w:szCs w:val="22"/>
+        </w:rPr>
       </w:pPr>
       <w:r>
         <w:rPr>
           <w:rFonts w:ascii="Arial" w:hAnsi="Arial"/>
+          <w:b/>
+          <w:bCs/>
+          <w:sz w:val="22"/>
+          <w:szCs w:val="22"/>
+          <w:lang w:val="mn-MN"/>
+        </w:rPr>
+        <w:t>medee.app.nso.mn системийн гарын авлага</w:t>
+      </w:r>
+    </w:p>
+    <w:p>
+      <w:pPr>
+        <w:pStyle w:val="Title"/>
+        <w:jc w:val="center"/>
+        <w:rPr>
+          <w:rFonts w:ascii="Arial" w:hAnsi="Arial"/>
+          <w:sz w:val="22"/>
+          <w:szCs w:val="22"/>
+        </w:rPr>
+      </w:pPr>
+    </w:p>
+    <w:p>
+      <w:pPr>
+        <w:pStyle w:val="Title"/>
+        <w:jc w:val="center"/>
+        <w:rPr>
+          <w:rFonts w:ascii="Arial" w:hAnsi="Arial"/>
+          <w:i/>
+          <w:iCs/>
+          <w:sz w:val="22"/>
+          <w:szCs w:val="22"/>
+          <w:lang w:val="mn-MN"/>
+        </w:rPr>
+      </w:pPr>
+    </w:p>
+    <w:p>
+      <w:pPr>
+        <w:pStyle w:val="Title"/>
+        <w:jc w:val="center"/>
+        <w:rPr>
+          <w:rFonts w:ascii="Arial" w:hAnsi="Arial"/>
+          <w:sz w:val="22"/>
+          <w:szCs w:val="22"/>
+          <w:lang w:val="mn-MN"/>
+        </w:rPr>
+      </w:pPr>
+      <w:r>
+        <w:rPr>
+          <w:rFonts w:ascii="Arial" w:hAnsi="Arial"/>
+          <w:i/>
+          <w:iCs/>
+          <w:sz w:val="22"/>
+          <w:szCs w:val="22"/>
+          <w:lang w:val="mn-MN"/>
+        </w:rPr>
+        <w:t>ISO/IEC 27001:2022 Мэдээллийн аюулгүй байдлын удирдлагын тогтолцооны олон улсын стандартын дагуу боловсруулав.</w:t>
+      </w:r>
+    </w:p>
+    <w:p>
+      <w:pPr>
+        <w:pStyle w:val="Title"/>
+        <w:jc w:val="center"/>
+        <w:rPr>
+          <w:rFonts w:ascii="Arial" w:hAnsi="Arial"/>
+          <w:sz w:val="22"/>
+          <w:szCs w:val="22"/>
+          <w:lang w:val="mn-MN"/>
+        </w:rPr>
+      </w:pPr>
+    </w:p>
+    <w:p>
+      <w:pPr>
+        <w:pStyle w:val="Title"/>
+        <w:jc w:val="center"/>
+        <w:rPr>
+          <w:rFonts w:ascii="Arial" w:hAnsi="Arial"/>
+          <w:sz w:val="22"/>
+          <w:szCs w:val="22"/>
+          <w:lang w:val="mn-MN"/>
+        </w:rPr>
+      </w:pPr>
+    </w:p>
+    <w:p>
+      <w:pPr>
+        <w:pStyle w:val="Title"/>
+        <w:jc w:val="center"/>
+        <w:rPr>
+          <w:rFonts w:ascii="Arial" w:hAnsi="Arial"/>
+          <w:sz w:val="22"/>
+          <w:szCs w:val="22"/>
+          <w:lang w:val="mn-MN"/>
+        </w:rPr>
+      </w:pPr>
+    </w:p>
+    <w:p>
+      <w:pPr>
+        <w:pStyle w:val="Title"/>
+        <w:jc w:val="center"/>
+        <w:rPr>
+          <w:rFonts w:ascii="Arial" w:hAnsi="Arial"/>
+          <w:sz w:val="22"/>
+          <w:szCs w:val="22"/>
+          <w:lang w:val="mn-MN"/>
+        </w:rPr>
+      </w:pPr>
+    </w:p>
+    <w:p>
+      <w:pPr>
+        <w:pStyle w:val="Title"/>
+        <w:jc w:val="center"/>
+        <w:rPr>
+          <w:rFonts w:ascii="Arial" w:hAnsi="Arial"/>
+          <w:sz w:val="22"/>
+          <w:szCs w:val="22"/>
+          <w:lang w:val="mn-MN"/>
+        </w:rPr>
+      </w:pPr>
+    </w:p>
+    <w:p>
+      <w:pPr>
+        <w:pStyle w:val="Title"/>
+        <w:jc w:val="center"/>
+        <w:rPr>
+          <w:rFonts w:ascii="Arial" w:hAnsi="Arial"/>
+          <w:sz w:val="22"/>
+          <w:szCs w:val="22"/>
+          <w:lang w:val="mn-MN"/>
+        </w:rPr>
+      </w:pPr>
+    </w:p>
+    <w:p>
+      <w:pPr>
+        <w:pStyle w:val="Title"/>
+        <w:jc w:val="center"/>
+        <w:rPr>
+          <w:rFonts w:ascii="Arial" w:hAnsi="Arial"/>
+          <w:sz w:val="22"/>
+          <w:szCs w:val="22"/>
+          <w:lang w:val="mn-MN"/>
+        </w:rPr>
+      </w:pPr>
+    </w:p>
+    <w:p>
+      <w:pPr>
+        <w:pStyle w:val="Title"/>
+        <w:jc w:val="center"/>
+        <w:rPr>
+          <w:rFonts w:ascii="Arial" w:hAnsi="Arial"/>
+          <w:sz w:val="22"/>
+          <w:szCs w:val="22"/>
+          <w:lang w:val="mn-MN"/>
+        </w:rPr>
+      </w:pPr>
+    </w:p>
+    <w:p>
+      <w:pPr>
+        <w:pStyle w:val="Title"/>
+        <w:jc w:val="center"/>
+        <w:rPr>
+          <w:rFonts w:ascii="Arial" w:hAnsi="Arial"/>
+          <w:sz w:val="22"/>
+          <w:szCs w:val="22"/>
+          <w:lang w:val="mn-MN"/>
+        </w:rPr>
+      </w:pPr>
+    </w:p>
+    <w:p>
+      <w:pPr>
+        <w:pStyle w:val="Title"/>
+        <w:jc w:val="center"/>
+        <w:rPr>
+          <w:rFonts w:ascii="Arial" w:hAnsi="Arial"/>
+          <w:lang w:val="mn-MN"/>
+        </w:rPr>
+      </w:pPr>
+    </w:p>
+    <w:p>
+      <w:pPr>
+        <w:pStyle w:val="Title"/>
+        <w:jc w:val="center"/>
+        <w:rPr>
+          <w:rFonts w:ascii="Arial" w:hAnsi="Arial"/>
+          <w:lang w:val="mn-MN"/>
+        </w:rPr>
+      </w:pPr>
+    </w:p>
+    <w:p>
+      <w:pPr>
+        <w:pStyle w:val="Title"/>
+        <w:jc w:val="center"/>
+        <w:rPr>
+          <w:rFonts w:ascii="Arial" w:hAnsi="Arial"/>
+          <w:lang w:val="mn-MN"/>
+        </w:rPr>
+      </w:pPr>
+    </w:p>
+    <w:p>
+      <w:pPr>
+        <w:pStyle w:val="Title"/>
+        <w:jc w:val="center"/>
+        <w:rPr>
+          <w:rFonts w:ascii="Arial" w:hAnsi="Arial"/>
+          <w:lang w:val="mn-MN"/>
+        </w:rPr>
+      </w:pPr>
+    </w:p>
+    <w:p>
+      <w:pPr>
+        <w:pStyle w:val="Title"/>
+        <w:jc w:val="center"/>
+        <w:rPr>
+          <w:rFonts w:ascii="Arial" w:hAnsi="Arial"/>
+          <w:lang w:val="mn-MN"/>
+        </w:rPr>
+      </w:pPr>
+    </w:p>
+    <w:p>
+      <w:pPr>
+        <w:pStyle w:val="Title"/>
+        <w:jc w:val="center"/>
+        <w:rPr>
+          <w:rFonts w:ascii="Arial" w:hAnsi="Arial"/>
+          <w:lang w:val="mn-MN"/>
+        </w:rPr>
+      </w:pPr>
+    </w:p>
+    <w:p>
+      <w:pPr>
+        <w:pStyle w:val="Title"/>
+        <w:jc w:val="center"/>
+        <w:rPr>
+          <w:rFonts w:ascii="Arial" w:hAnsi="Arial"/>
+          <w:sz w:val="22"/>
+          <w:szCs w:val="22"/>
+        </w:rPr>
+      </w:pPr>
+      <w:r>
+        <w:rPr>
+          <w:rFonts w:ascii="Arial" w:hAnsi="Arial"/>
+          <w:b/>
+          <w:bCs/>
+          <w:sz w:val="22"/>
+          <w:szCs w:val="22"/>
+          <w:lang w:val="mn-MN"/>
+        </w:rPr>
+        <w:lastRenderedPageBreak/>
+        <w:t>Улаанбаатар хот</w:t>
+      </w:r>
+    </w:p>
+    <w:p>
+      <w:pPr>
+        <w:pStyle w:val="Title"/>
+        <w:jc w:val="center"/>
+        <w:rPr>
+          <w:rFonts w:ascii="Arial" w:hAnsi="Arial"/>
+          <w:sz w:val="22"/>
+          <w:szCs w:val="22"/>
+        </w:rPr>
+      </w:pPr>
+    </w:p>
+    <w:p>
+      <w:pPr>
+        <w:pStyle w:val="Title"/>
+        <w:jc w:val="center"/>
+        <w:rPr>
+          <w:rFonts w:ascii="Arial" w:hAnsi="Arial"/>
+          <w:sz w:val="22"/>
+          <w:szCs w:val="22"/>
+        </w:rPr>
+      </w:pPr>
+      <w:r>
+        <w:rPr>
+          <w:rFonts w:ascii="Arial" w:hAnsi="Arial"/>
+          <w:b/>
+          <w:bCs/>
+          <w:sz w:val="22"/>
+          <w:szCs w:val="22"/>
+          <w:lang w:val="mn-MN"/>
+        </w:rPr>
+        <w:t>2025 он</w:t>
+      </w:r>
+    </w:p>
+    <w:p>
+      <w:pPr>
+        <w:pStyle w:val="Title"/>
+        <w:jc w:val="center"/>
+        <w:rPr>
+          <w:rFonts w:ascii="Arial" w:hAnsi="Arial"/>
+          <w:sz w:val="22"/>
+          <w:szCs w:val="22"/>
+        </w:rPr>
+      </w:pPr>
+    </w:p>
+    <w:p>
+      <w:pPr>
+        <w:pStyle w:val="Title"/>
+        <w:jc w:val="center"/>
+        <w:rPr>
+          <w:rFonts w:ascii="Arial" w:hAnsi="Arial"/>
+          <w:sz w:val="24"/>
+          <w:szCs w:val="24"/>
+        </w:rPr>
+      </w:pPr>
+    </w:p>
+    <w:p>
+      <w:pPr>
+        <w:pStyle w:val="Title"/>
+        <w:jc w:val="center"/>
+        <w:rPr>
+          <w:rFonts w:ascii="Arial" w:hAnsi="Arial"/>
+          <w:lang w:val="mn-MN"/>
+        </w:rPr>
+      </w:pPr>
+    </w:p>
+    <w:p>
+      <w:pPr>
+        <w:pStyle w:val="Title"/>
+        <w:jc w:val="center"/>
+        <w:rPr>
+          <w:rFonts w:ascii="Arial" w:hAnsi="Arial"/>
+          <w:lang w:val="mn-MN"/>
+        </w:rPr>
+      </w:pPr>
+    </w:p>
+    <w:p>
+      <w:pPr>
+        <w:pStyle w:val="Title"/>
+        <w:jc w:val="center"/>
+        <w:rPr>
+          <w:rFonts w:ascii="Arial" w:hAnsi="Arial"/>
+          <w:lang w:val="mn-MN"/>
+        </w:rPr>
+      </w:pPr>
+    </w:p>
+    <w:p>
+      <w:pPr>
+        <w:pStyle w:val="Title"/>
+        <w:jc w:val="center"/>
+        <w:rPr>
+          <w:rFonts w:ascii="Arial" w:hAnsi="Arial"/>
+          <w:lang w:val="mn-MN"/>
+        </w:rPr>
+      </w:pPr>
+    </w:p>
+    <w:p>
+      <w:pPr>
+        <w:pStyle w:val="Title"/>
+        <w:jc w:val="center"/>
+        <w:rPr>
+          <w:rFonts w:ascii="Arial" w:hAnsi="Arial"/>
+          <w:lang w:val="mn-MN"/>
+        </w:rPr>
+      </w:pPr>
+    </w:p>
+    <w:p>
+      <w:pPr>
+        <w:pStyle w:val="Title"/>
+        <w:jc w:val="center"/>
+        <w:rPr>
+          <w:rFonts w:ascii="Arial" w:hAnsi="Arial"/>
+          <w:lang w:val="mn-MN"/>
+        </w:rPr>
+      </w:pPr>
+    </w:p>
+    <w:p>
+      <w:pPr>
+        <w:pStyle w:val="Title"/>
+        <w:jc w:val="center"/>
+        <w:rPr>
+          <w:rFonts w:ascii="Arial" w:hAnsi="Arial"/>
+          <w:lang w:val="mn-MN"/>
+        </w:rPr>
+      </w:pPr>
+    </w:p>
+    <w:p>
+      <w:pPr>
+        <w:pStyle w:val="Title"/>
+        <w:jc w:val="center"/>
+        <w:rPr>
+          <w:sz w:val="36"/>
+          <w:szCs w:val="36"/>
+        </w:rPr>
+      </w:pPr>
+      <w:r>
+        <w:rPr>
+          <w:rFonts w:ascii="Arial" w:hAnsi="Arial"/>
+          <w:sz w:val="36"/>
+          <w:szCs w:val="36"/>
         </w:rPr>
         <w:t>ҮСХ цахим портал (nso-nextjs) — Хөгжүүлэгчид шилжүүлэх гарын авлага</w:t>
       </w:r>
@@ -112,6 +671,7 @@
         <w:rPr>
           <w:rFonts w:ascii="Arial" w:hAnsi="Arial"/>
         </w:rPr>
+        <w:lastRenderedPageBreak/>
         <w:t>Өгөгдлийн сангийн хандалт: Knex.js + mssql (олон API-д `app/api/config/db_csweb.config.js`)</w:t>
       </w:r>
     </w:p>
@@ -197,7 +757,6 @@
         <w:rPr>
           <w:rFonts w:ascii="Arial" w:hAnsi="Arial"/>
         </w:rPr>
-        <w:lastRenderedPageBreak/>
         <w:t>`app/api/` — сервер талын API (нэг файл = нэг `route.js` ихэвчлэн)</w:t>
       </w:r>
     </w:p>
@@ -347,6 +906,7 @@
         <w:rPr>
           <w:rFonts w:ascii="Arial" w:hAnsi="Arial"/>
         </w:rPr>
+        <w:lastRenderedPageBreak/>
         <w:t>5. Орчны хувьсагчид (.env)</w:t>
       </w:r>
     </w:p>
@@ -427,7 +987,6 @@
           <w:rFonts w:ascii="Consolas" w:hAnsi="Consolas"/>
           <w:sz w:val="20"/>
         </w:rPr>
-        <w:lastRenderedPageBreak/>
         <w:t>NEXT_PUBLIC_BASE_URL, SMTP_API_URL, VIOLATION_EMAIL_TO (зарим үйлчилгээ)</w:t>
       </w:r>
     </w:p>
@@ -543,6 +1102,7 @@
         <w:rPr>
           <w:rFonts w:ascii="Arial" w:hAnsi="Arial"/>
         </w:rPr>
+        <w:lastRenderedPageBreak/>
         <w:t>6.3. Дотоод сүлжээний PX (холбоос жишээ)</w:t>
       </w:r>
     </w:p>
@@ -578,75 +1138,18 @@
         <w:rPr>
           <w:rFonts w:ascii="Arial" w:hAnsi="Arial"/>
         </w:rPr>
-        <w:t xml:space="preserve">Салбар/дэд салбараар дамжин хүснэгт харах: `app/[lng]/(client)/statcate/`. Хайлтын үр дүн нь ихэвчлэн `.../statcate/table-view/{sector}/{subsector}/{id}` руу заадаг (`components/Search/Result.js`). Sidebar нь `BACKEND_URL/api/subsectorname` </w:t>
+        <w:t>Салбар/дэд салбараар дамжин хүснэгт харах: `app/[lng]/(client)/statcate/`. Хайлтын үр дүн нь ихэвчлэн `.../statcate/table-view/{sector}/{subsector}/{id}` руу заадаг (`components/Search/Result.js`). Sidebar нь `BACKEND_URL/api/subsectorname` гэх мэт дуудлага хийнэ.</w:t>
       </w:r>
-      <w:proofErr w:type="spellStart"/>
+    </w:p>
+    <w:p/>
+    <w:p>
+      <w:pPr>
+        <w:pStyle w:val="Heading1"/>
+      </w:pPr>
       <w:r>
         <w:rPr>
           <w:rFonts w:ascii="Arial" w:hAnsi="Arial"/>
         </w:rPr>
-        <w:t>гэх</w:t>
-      </w:r>
-      <w:proofErr w:type="spellEnd"/>
-      <w:r>
-        <w:rPr>
-          <w:rFonts w:ascii="Arial" w:hAnsi="Arial"/>
-        </w:rPr>
-        <w:t xml:space="preserve"> </w:t>
-      </w:r>
-      <w:proofErr w:type="spellStart"/>
-      <w:r>
-        <w:rPr>
-          <w:rFonts w:ascii="Arial" w:hAnsi="Arial"/>
-        </w:rPr>
-        <w:t>мэт</w:t>
-      </w:r>
-      <w:proofErr w:type="spellEnd"/>
-      <w:r>
-        <w:rPr>
-          <w:rFonts w:ascii="Arial" w:hAnsi="Arial"/>
-        </w:rPr>
-        <w:t xml:space="preserve"> </w:t>
-      </w:r>
-      <w:proofErr w:type="spellStart"/>
-      <w:r>
-        <w:rPr>
-          <w:rFonts w:ascii="Arial" w:hAnsi="Arial"/>
-        </w:rPr>
-        <w:t>дуудлага</w:t>
-      </w:r>
-      <w:proofErr w:type="spellEnd"/>
-      <w:r>
-        <w:rPr>
-          <w:rFonts w:ascii="Arial" w:hAnsi="Arial"/>
-        </w:rPr>
-        <w:t xml:space="preserve"> </w:t>
-      </w:r>
-      <w:proofErr w:type="spellStart"/>
-      <w:r>
-        <w:rPr>
-          <w:rFonts w:ascii="Arial" w:hAnsi="Arial"/>
-        </w:rPr>
-        <w:t>хийнэ</w:t>
-      </w:r>
-      <w:proofErr w:type="spellEnd"/>
-      <w:r>
-        <w:rPr>
-          <w:rFonts w:ascii="Arial" w:hAnsi="Arial"/>
-        </w:rPr>
-        <w:t>.</w:t>
-      </w:r>
-    </w:p>
-    <w:p/>
-    <w:p>
-      <w:pPr>
-        <w:pStyle w:val="Heading1"/>
-      </w:pPr>
-      <w:r>
-        <w:rPr>
-          <w:rFonts w:ascii="Arial" w:hAnsi="Arial"/>
-        </w:rPr>
-        <w:lastRenderedPageBreak/>
         <w:t>8. Нэвтрэлт, эрх</w:t>
       </w:r>
     </w:p>
@@ -728,6 +1231,9 @@
       </w:r>
     </w:p>
     <w:p>
+      <w:pPr>
+        <w:pStyle w:val="ListBullet"/>
+      </w:pPr>
       <w:r>
         <w:rPr>
           <w:rFonts w:ascii="Arial" w:hAnsi="Arial"/>
@@ -735,6 +1241,7 @@
         <w:t>Production-д `NEXTAUTH_URL`, `FRONTEND`, `BASE_API_URL` зэргийг бодит домэйнд тааруул.</w:t>
       </w:r>
     </w:p>
+    <w:p/>
     <w:sectPr>
       <w:pgSz w:w="12240" w:h="15840"/>
       <w:pgMar w:top="1440" w:right="1800" w:bottom="1440" w:left="1800" w:header="720" w:footer="720" w:gutter="0"/>
@@ -900,7 +1407,7 @@
   <w:abstractNum w:abstractNumId="8" w15:restartNumberingAfterBreak="0">
     <w:nsid w:val="FFFFFF89"/>
     <w:multiLevelType w:val="singleLevel"/>
-    <w:tmpl w:val="B2306930"/>
+    <w:tmpl w:val="3DCE5CF8"/>
     <w:lvl w:ilvl="0">
       <w:start w:val="1"/>
       <w:numFmt w:val="bullet"/>
@@ -1551,7 +2058,6 @@
   <w:style w:type="character" w:default="1" w:styleId="DefaultParagraphFont">
     <w:name w:val="Default Paragraph Font"/>
     <w:uiPriority w:val="1"/>
-    <w:semiHidden/>
     <w:unhideWhenUsed/>
   </w:style>
   <w:style w:type="table" w:default="1" w:styleId="TableNormal">
